--- a/KHBD_Tin_học/Lớp_7/Tuần_03/KHBD_Tin_hoc_Lớp_7_Bai02_Bai_2_Phan_mem_may_tinh.docx
+++ b/KHBD_Tin_học/Lớp_7/Tuần_03/KHBD_Tin_hoc_Lớp_7_Bai02_Bai_2_Phan_mem_may_tinh.docx
@@ -7,23 +7,23 @@
         <w:tblStyle w:val="a"/>
         <w:tblW w:w="9593" w:type="dxa"/>
         <w:tblInd w:w="0" w:type="dxa"/>
-        <w:tblBorders>
-          <w:top w:val="nil"/>
-          <w:left w:val="nil"/>
-          <w:bottom w:val="nil"/>
-          <w:right w:val="nil"/>
-          <w:insideH w:val="nil"/>
-          <w:insideV w:val="nil"/>
-        </w:tblBorders>
         <w:tblLayout w:type="fixed"/>
         <w:tblLook w:val="0400" w:firstRow="0" w:lastRow="0" w:firstColumn="0" w:lastColumn="0" w:noHBand="0" w:noVBand="1"/>
         <w:tblBorders>
-          <w:top w:val="single" w:sz="4" w:space="0" w:color="000000"/>
-          <w:left w:val="single" w:sz="4" w:space="0" w:color="000000"/>
-          <w:bottom w:val="single" w:sz="4" w:space="0" w:color="000000"/>
-          <w:right w:val="single" w:sz="4" w:space="0" w:color="000000"/>
-          <w:insideH w:val="single" w:sz="4" w:space="0" w:color="000000"/>
-          <w:insideV w:val="single" w:sz="4" w:space="0" w:color="000000"/>
+          <w:top w:val="none" w:sz="0" w:space="0" w:color="auto"/>
+          <w:left w:val="none" w:sz="0" w:space="0" w:color="auto"/>
+          <w:bottom w:val="none" w:sz="0" w:space="0" w:color="auto"/>
+          <w:right w:val="none" w:sz="0" w:space="0" w:color="auto"/>
+          <w:insideH w:val="none" w:sz="0" w:space="0" w:color="auto"/>
+          <w:insideV w:val="none" w:sz="0" w:space="0" w:color="auto"/>
+        </w:tblBorders>
+        <w:tblBorders>
+          <w:top w:val="none" w:sz="0" w:space="0" w:color="auto"/>
+          <w:left w:val="none" w:sz="0" w:space="0" w:color="auto"/>
+          <w:bottom w:val="none" w:sz="0" w:space="0" w:color="auto"/>
+          <w:right w:val="none" w:sz="0" w:space="0" w:color="auto"/>
+          <w:insideH w:val="none" w:sz="0" w:space="0" w:color="auto"/>
+          <w:insideV w:val="none" w:sz="0" w:space="0" w:color="auto"/>
         </w:tblBorders>
       </w:tblPr>
       <w:tblGrid>
@@ -123,19 +123,23 @@
             </w:tcMar>
           </w:tcPr>
           <w:p>
-            <w:pPr>
-              <w:jc w:val="center"/>
-            </w:pPr>
-            <w:r>
-              <w:rPr>
-                <w:rFonts w:ascii="Times New Roman" w:hAnsi="Times New Roman"/>
-                <w:b/>
-                <w:i w:val="0"/>
-                <w:sz w:val="24"/>
-              </w:rPr>
-              <w:t>Ngày soạn: 10/09/2026 | Ngày dạy: 17/09/2026</w:t>
-              <w:br/>
-              <w:t>Lớp: Lớp 7</w:t>
+            <w:r>
+              <w:rPr>
+                <w:rFonts w:ascii="Times New Roman" w:hAnsi="Times New Roman" w:cs="Times New Roman" w:eastAsia="Times New Roman"/>
+                <w:sz w:val="26"/>
+                <w:b/>
+              </w:rPr>
+              <w:t>Ngày soạn: 15/08/2026   Ngày dạy: 18/08/2026</w:t>
+            </w:r>
+          </w:p>
+          <w:p>
+            <w:r>
+              <w:rPr>
+                <w:rFonts w:ascii="Times New Roman" w:hAnsi="Times New Roman" w:cs="Times New Roman" w:eastAsia="Times New Roman"/>
+                <w:sz w:val="26"/>
+                <w:b/>
+              </w:rPr>
+              <w:t>Lớp: 7A1</w:t>
             </w:r>
           </w:p>
         </w:tc>
@@ -168,51 +172,6 @@
           <w:sz w:val="24"/>
         </w:rPr>
         <w:t>Thời lượng: 1 tiết | Tiết theo PPCT: 2</w:t>
-      </w:r>
-    </w:p>
-    <w:p>
-      <w:pPr>
-        <w:jc w:val="center"/>
-        <w:spacing w:line="276" w:lineRule="auto"/>
-      </w:pPr>
-      <w:r>
-        <w:rPr>
-          <w:rFonts w:ascii="Times New Roman" w:hAnsi="Times New Roman" w:cs="Times New Roman" w:eastAsia="Times New Roman"/>
-          <w:b/>
-          <w:i w:val="0"/>
-          <w:sz w:val="26"/>
-        </w:rPr>
-        <w:t>Môn học: Tin học   Lớp: 7   Thời lượng: 1 tiết (45 phút)</w:t>
-      </w:r>
-    </w:p>
-    <w:p>
-      <w:pPr>
-        <w:jc w:val="center"/>
-        <w:spacing w:line="276" w:lineRule="auto"/>
-      </w:pPr>
-      <w:r>
-        <w:rPr>
-          <w:rFonts w:ascii="Times New Roman" w:hAnsi="Times New Roman" w:cs="Times New Roman" w:eastAsia="Times New Roman"/>
-          <w:b/>
-          <w:i w:val="0"/>
-          <w:sz w:val="26"/>
-        </w:rPr>
-        <w:t>Tiết theo PPCT: 1</w:t>
-      </w:r>
-    </w:p>
-    <w:p>
-      <w:pPr>
-        <w:jc w:val="center"/>
-        <w:spacing w:line="276" w:lineRule="auto"/>
-      </w:pPr>
-      <w:r>
-        <w:rPr>
-          <w:rFonts w:ascii="Times New Roman" w:hAnsi="Times New Roman" w:cs="Times New Roman" w:eastAsia="Times New Roman"/>
-          <w:b/>
-          <w:i w:val="0"/>
-          <w:sz w:val="26"/>
-        </w:rPr>
-        <w:t>Tên tiết: Thiết bị vào - ra</w:t>
       </w:r>
     </w:p>
     <w:p>
